--- a/Chapter_6_OSPF/Chapter_6_OSPF.docx
+++ b/Chapter_6_OSPF/Chapter_6_OSPF.docx
@@ -478,8 +478,85 @@
         </w:drawing>
       </w:r>
     </w:p>
+    <w:p>
+      <w:pPr>
+        <w:ind w:right="-1"/>
+      </w:pPr>
+      <w:r>
+        <w:rPr>
+          <w:noProof/>
+        </w:rPr>
+        <w:lastRenderedPageBreak/>
+        <w:drawing>
+          <wp:inline distT="0" distB="0" distL="0" distR="0" wp14:anchorId="37A8BDD7" wp14:editId="0DB4F6FF">
+            <wp:extent cx="6750685" cy="3853180"/>
+            <wp:effectExtent l="0" t="0" r="0" b="0"/>
+            <wp:docPr id="3" name="Picture 3"/>
+            <wp:cNvGraphicFramePr>
+              <a:graphicFrameLocks xmlns:a="http://schemas.openxmlformats.org/drawingml/2006/main" noChangeAspect="1"/>
+            </wp:cNvGraphicFramePr>
+            <a:graphic xmlns:a="http://schemas.openxmlformats.org/drawingml/2006/main">
+              <a:graphicData uri="http://schemas.openxmlformats.org/drawingml/2006/picture">
+                <pic:pic xmlns:pic="http://schemas.openxmlformats.org/drawingml/2006/picture">
+                  <pic:nvPicPr>
+                    <pic:cNvPr id="0" name="Picture 4"/>
+                    <pic:cNvPicPr>
+                      <a:picLocks noChangeAspect="1" noChangeArrowheads="1"/>
+                    </pic:cNvPicPr>
+                  </pic:nvPicPr>
+                  <pic:blipFill>
+                    <a:blip r:embed="rId10">
+                      <a:extLst>
+                        <a:ext uri="{28A0092B-C50C-407E-A947-70E740481C1C}">
+                          <a14:useLocalDpi xmlns:a14="http://schemas.microsoft.com/office/drawing/2010/main" val="0"/>
+                        </a:ext>
+                      </a:extLst>
+                    </a:blip>
+                    <a:srcRect/>
+                    <a:stretch>
+                      <a:fillRect/>
+                    </a:stretch>
+                  </pic:blipFill>
+                  <pic:spPr bwMode="auto">
+                    <a:xfrm>
+                      <a:off x="0" y="0"/>
+                      <a:ext cx="6750685" cy="3853180"/>
+                    </a:xfrm>
+                    <a:prstGeom prst="rect">
+                      <a:avLst/>
+                    </a:prstGeom>
+                    <a:noFill/>
+                    <a:ln>
+                      <a:noFill/>
+                    </a:ln>
+                  </pic:spPr>
+                </pic:pic>
+              </a:graphicData>
+            </a:graphic>
+          </wp:inline>
+        </w:drawing>
+      </w:r>
+      <w:hyperlink r:id="rId11" w:history="1">
+        <w:r>
+          <w:rPr>
+            <w:rStyle w:val="Hyperlink"/>
+          </w:rPr>
+          <w:t>https://info.support.huawei.com/info-finder/encyclopedia/en/OSPF.html</w:t>
+        </w:r>
+      </w:hyperlink>
+    </w:p>
+    <w:p>
+      <w:pPr>
+        <w:ind w:right="-1"/>
+      </w:pPr>
+    </w:p>
+    <w:p>
+      <w:pPr>
+        <w:ind w:right="-1"/>
+      </w:pPr>
+    </w:p>
     <w:sectPr>
-      <w:headerReference w:type="default" r:id="rId10"/>
+      <w:headerReference w:type="default" r:id="rId12"/>
       <w:pgSz w:w="11906" w:h="16838"/>
       <w:pgMar w:top="1440" w:right="566" w:bottom="1440" w:left="709" w:header="708" w:footer="708" w:gutter="0"/>
       <w:cols w:space="708"/>
@@ -1028,6 +1105,29 @@
     <w:uiPriority w:val="99"/>
     <w:rsid w:val="006647C0"/>
   </w:style>
+  <w:style w:type="character" w:styleId="Hyperlink">
+    <w:name w:val="Hyperlink"/>
+    <w:basedOn w:val="DefaultParagraphFont"/>
+    <w:uiPriority w:val="99"/>
+    <w:unhideWhenUsed/>
+    <w:rsid w:val="00484100"/>
+    <w:rPr>
+      <w:color w:val="0563C1" w:themeColor="hyperlink"/>
+      <w:u w:val="single"/>
+    </w:rPr>
+  </w:style>
+  <w:style w:type="character" w:styleId="UnresolvedMention">
+    <w:name w:val="Unresolved Mention"/>
+    <w:basedOn w:val="DefaultParagraphFont"/>
+    <w:uiPriority w:val="99"/>
+    <w:semiHidden/>
+    <w:unhideWhenUsed/>
+    <w:rsid w:val="00484100"/>
+    <w:rPr>
+      <w:color w:val="605E5C"/>
+      <w:shd w:val="clear" w:color="auto" w:fill="E1DFDD"/>
+    </w:rPr>
+  </w:style>
 </w:styles>
 </file>
 

--- a/Chapter_6_OSPF/Chapter_6_OSPF.docx
+++ b/Chapter_6_OSPF/Chapter_6_OSPF.docx
@@ -486,6 +486,143 @@
         <w:rPr>
           <w:noProof/>
         </w:rPr>
+        <w:drawing>
+          <wp:inline distT="0" distB="0" distL="0" distR="0" wp14:anchorId="000DCD5C" wp14:editId="6AE5BF44">
+            <wp:extent cx="6746240" cy="1110615"/>
+            <wp:effectExtent l="0" t="0" r="0" b="0"/>
+            <wp:docPr id="1" name="Picture 1"/>
+            <wp:cNvGraphicFramePr>
+              <a:graphicFrameLocks xmlns:a="http://schemas.openxmlformats.org/drawingml/2006/main" noChangeAspect="1"/>
+            </wp:cNvGraphicFramePr>
+            <a:graphic xmlns:a="http://schemas.openxmlformats.org/drawingml/2006/main">
+              <a:graphicData uri="http://schemas.openxmlformats.org/drawingml/2006/picture">
+                <pic:pic xmlns:pic="http://schemas.openxmlformats.org/drawingml/2006/picture">
+                  <pic:nvPicPr>
+                    <pic:cNvPr id="0" name="Picture 1"/>
+                    <pic:cNvPicPr>
+                      <a:picLocks noChangeAspect="1" noChangeArrowheads="1"/>
+                    </pic:cNvPicPr>
+                  </pic:nvPicPr>
+                  <pic:blipFill>
+                    <a:blip r:embed="rId10">
+                      <a:extLst>
+                        <a:ext uri="{28A0092B-C50C-407E-A947-70E740481C1C}">
+                          <a14:useLocalDpi xmlns:a14="http://schemas.microsoft.com/office/drawing/2010/main" val="0"/>
+                        </a:ext>
+                      </a:extLst>
+                    </a:blip>
+                    <a:srcRect/>
+                    <a:stretch>
+                      <a:fillRect/>
+                    </a:stretch>
+                  </pic:blipFill>
+                  <pic:spPr bwMode="auto">
+                    <a:xfrm>
+                      <a:off x="0" y="0"/>
+                      <a:ext cx="6746240" cy="1110615"/>
+                    </a:xfrm>
+                    <a:prstGeom prst="rect">
+                      <a:avLst/>
+                    </a:prstGeom>
+                    <a:noFill/>
+                    <a:ln>
+                      <a:noFill/>
+                    </a:ln>
+                  </pic:spPr>
+                </pic:pic>
+              </a:graphicData>
+            </a:graphic>
+          </wp:inline>
+        </w:drawing>
+      </w:r>
+    </w:p>
+    <w:p>
+      <w:pPr>
+        <w:ind w:right="-1"/>
+      </w:pPr>
+      <w:r>
+        <w:rPr>
+          <w:noProof/>
+        </w:rPr>
+        <w:drawing>
+          <wp:inline distT="0" distB="0" distL="0" distR="0" wp14:anchorId="2CC63BE8" wp14:editId="178B9709">
+            <wp:extent cx="6746240" cy="914400"/>
+            <wp:effectExtent l="0" t="0" r="0" b="0"/>
+            <wp:docPr id="12" name="Picture 12"/>
+            <wp:cNvGraphicFramePr>
+              <a:graphicFrameLocks xmlns:a="http://schemas.openxmlformats.org/drawingml/2006/main" noChangeAspect="1"/>
+            </wp:cNvGraphicFramePr>
+            <a:graphic xmlns:a="http://schemas.openxmlformats.org/drawingml/2006/main">
+              <a:graphicData uri="http://schemas.openxmlformats.org/drawingml/2006/picture">
+                <pic:pic xmlns:pic="http://schemas.openxmlformats.org/drawingml/2006/picture">
+                  <pic:nvPicPr>
+                    <pic:cNvPr id="0" name="Picture 4"/>
+                    <pic:cNvPicPr>
+                      <a:picLocks noChangeAspect="1" noChangeArrowheads="1"/>
+                    </pic:cNvPicPr>
+                  </pic:nvPicPr>
+                  <pic:blipFill>
+                    <a:blip r:embed="rId11">
+                      <a:extLst>
+                        <a:ext uri="{28A0092B-C50C-407E-A947-70E740481C1C}">
+                          <a14:useLocalDpi xmlns:a14="http://schemas.microsoft.com/office/drawing/2010/main" val="0"/>
+                        </a:ext>
+                      </a:extLst>
+                    </a:blip>
+                    <a:srcRect/>
+                    <a:stretch>
+                      <a:fillRect/>
+                    </a:stretch>
+                  </pic:blipFill>
+                  <pic:spPr bwMode="auto">
+                    <a:xfrm>
+                      <a:off x="0" y="0"/>
+                      <a:ext cx="6746240" cy="914400"/>
+                    </a:xfrm>
+                    <a:prstGeom prst="rect">
+                      <a:avLst/>
+                    </a:prstGeom>
+                    <a:noFill/>
+                    <a:ln>
+                      <a:noFill/>
+                    </a:ln>
+                  </pic:spPr>
+                </pic:pic>
+              </a:graphicData>
+            </a:graphic>
+          </wp:inline>
+        </w:drawing>
+      </w:r>
+    </w:p>
+    <w:p>
+      <w:pPr>
+        <w:ind w:right="-1"/>
+      </w:pPr>
+      <w:hyperlink r:id="rId12" w:history="1">
+        <w:r>
+          <w:rPr>
+            <w:rStyle w:val="Hyperlink"/>
+          </w:rPr>
+          <w:t>https://support.huawei.com/enterprise/en/doc/EDOC1000178171/32a400ec/fundamentals-of-ospf</w:t>
+        </w:r>
+      </w:hyperlink>
+    </w:p>
+    <w:p>
+      <w:pPr>
+        <w:ind w:right="-1"/>
+      </w:pPr>
+    </w:p>
+    <w:p>
+      <w:pPr>
+        <w:ind w:right="-1"/>
+        <w:rPr>
+          <w:rStyle w:val="Hyperlink"/>
+        </w:rPr>
+      </w:pPr>
+      <w:r>
+        <w:rPr>
+          <w:noProof/>
+        </w:rPr>
         <w:lastRenderedPageBreak/>
         <w:drawing>
           <wp:inline distT="0" distB="0" distL="0" distR="0" wp14:anchorId="37A8BDD7" wp14:editId="0DB4F6FF">
@@ -505,7 +642,7 @@
                     </pic:cNvPicPr>
                   </pic:nvPicPr>
                   <pic:blipFill>
-                    <a:blip r:embed="rId10">
+                    <a:blip r:embed="rId13">
                       <a:extLst>
                         <a:ext uri="{28A0092B-C50C-407E-A947-70E740481C1C}">
                           <a14:useLocalDpi xmlns:a14="http://schemas.microsoft.com/office/drawing/2010/main" val="0"/>
@@ -536,7 +673,7 @@
           </wp:inline>
         </w:drawing>
       </w:r>
-      <w:hyperlink r:id="rId11" w:history="1">
+      <w:hyperlink r:id="rId14" w:history="1">
         <w:r>
           <w:rPr>
             <w:rStyle w:val="Hyperlink"/>
@@ -549,14 +686,72 @@
       <w:pPr>
         <w:ind w:right="-1"/>
       </w:pPr>
+      <w:r>
+        <w:rPr>
+          <w:noProof/>
+        </w:rPr>
+        <w:drawing>
+          <wp:inline distT="0" distB="0" distL="0" distR="0" wp14:anchorId="36088BCE" wp14:editId="3F22827A">
+            <wp:extent cx="6766560" cy="4390175"/>
+            <wp:effectExtent l="0" t="0" r="0" b="0"/>
+            <wp:docPr id="2" name="Picture 2"/>
+            <wp:cNvGraphicFramePr>
+              <a:graphicFrameLocks xmlns:a="http://schemas.openxmlformats.org/drawingml/2006/main" noChangeAspect="1"/>
+            </wp:cNvGraphicFramePr>
+            <a:graphic xmlns:a="http://schemas.openxmlformats.org/drawingml/2006/main">
+              <a:graphicData uri="http://schemas.openxmlformats.org/drawingml/2006/picture">
+                <pic:pic xmlns:pic="http://schemas.openxmlformats.org/drawingml/2006/picture">
+                  <pic:nvPicPr>
+                    <pic:cNvPr id="0" name="Picture 1"/>
+                    <pic:cNvPicPr>
+                      <a:picLocks noChangeAspect="1" noChangeArrowheads="1"/>
+                    </pic:cNvPicPr>
+                  </pic:nvPicPr>
+                  <pic:blipFill>
+                    <a:blip r:embed="rId15">
+                      <a:extLst>
+                        <a:ext uri="{28A0092B-C50C-407E-A947-70E740481C1C}">
+                          <a14:useLocalDpi xmlns:a14="http://schemas.microsoft.com/office/drawing/2010/main" val="0"/>
+                        </a:ext>
+                      </a:extLst>
+                    </a:blip>
+                    <a:srcRect/>
+                    <a:stretch>
+                      <a:fillRect/>
+                    </a:stretch>
+                  </pic:blipFill>
+                  <pic:spPr bwMode="auto">
+                    <a:xfrm>
+                      <a:off x="0" y="0"/>
+                      <a:ext cx="6772088" cy="4393761"/>
+                    </a:xfrm>
+                    <a:prstGeom prst="rect">
+                      <a:avLst/>
+                    </a:prstGeom>
+                    <a:noFill/>
+                    <a:ln>
+                      <a:noFill/>
+                    </a:ln>
+                  </pic:spPr>
+                </pic:pic>
+              </a:graphicData>
+            </a:graphic>
+          </wp:inline>
+        </w:drawing>
+      </w:r>
     </w:p>
     <w:p>
       <w:pPr>
         <w:ind w:right="-1"/>
       </w:pPr>
     </w:p>
+    <w:p>
+      <w:pPr>
+        <w:ind w:right="-1"/>
+      </w:pPr>
+    </w:p>
     <w:sectPr>
-      <w:headerReference w:type="default" r:id="rId12"/>
+      <w:headerReference w:type="default" r:id="rId16"/>
       <w:pgSz w:w="11906" w:h="16838"/>
       <w:pgMar w:top="1440" w:right="566" w:bottom="1440" w:left="709" w:header="708" w:footer="708" w:gutter="0"/>
       <w:cols w:space="708"/>

--- a/Chapter_6_OSPF/Chapter_6_OSPF.docx
+++ b/Chapter_6_OSPF/Chapter_6_OSPF.docx
@@ -5,21 +5,147 @@
     <w:p>
       <w:pPr>
         <w:ind w:right="-1"/>
-      </w:pPr>
-    </w:p>
-    <w:p>
-      <w:pPr>
-        <w:ind w:right="-1"/>
-      </w:pPr>
-    </w:p>
-    <w:p>
-      <w:pPr>
-        <w:ind w:right="-1"/>
+        <w:rPr>
+          <w:rStyle w:val="Hyperlink"/>
+        </w:rPr>
       </w:pPr>
       <w:r>
         <w:rPr>
           <w:noProof/>
         </w:rPr>
+        <w:drawing>
+          <wp:inline distT="0" distB="0" distL="0" distR="0" wp14:anchorId="6717CE8D" wp14:editId="7BA0B847">
+            <wp:extent cx="5655212" cy="3226837"/>
+            <wp:effectExtent l="0" t="0" r="3175" b="0"/>
+            <wp:docPr id="11" name="Picture 11"/>
+            <wp:cNvGraphicFramePr>
+              <a:graphicFrameLocks xmlns:a="http://schemas.openxmlformats.org/drawingml/2006/main" noChangeAspect="1"/>
+            </wp:cNvGraphicFramePr>
+            <a:graphic xmlns:a="http://schemas.openxmlformats.org/drawingml/2006/main">
+              <a:graphicData uri="http://schemas.openxmlformats.org/drawingml/2006/picture">
+                <pic:pic xmlns:pic="http://schemas.openxmlformats.org/drawingml/2006/picture">
+                  <pic:nvPicPr>
+                    <pic:cNvPr id="0" name="Picture 1"/>
+                    <pic:cNvPicPr>
+                      <a:picLocks noChangeAspect="1" noChangeArrowheads="1"/>
+                    </pic:cNvPicPr>
+                  </pic:nvPicPr>
+                  <pic:blipFill>
+                    <a:blip r:embed="rId6">
+                      <a:extLst>
+                        <a:ext uri="{28A0092B-C50C-407E-A947-70E740481C1C}">
+                          <a14:useLocalDpi xmlns:a14="http://schemas.microsoft.com/office/drawing/2010/main" val="0"/>
+                        </a:ext>
+                      </a:extLst>
+                    </a:blip>
+                    <a:srcRect/>
+                    <a:stretch>
+                      <a:fillRect/>
+                    </a:stretch>
+                  </pic:blipFill>
+                  <pic:spPr bwMode="auto">
+                    <a:xfrm>
+                      <a:off x="0" y="0"/>
+                      <a:ext cx="5663869" cy="3231777"/>
+                    </a:xfrm>
+                    <a:prstGeom prst="rect">
+                      <a:avLst/>
+                    </a:prstGeom>
+                    <a:noFill/>
+                    <a:ln>
+                      <a:noFill/>
+                    </a:ln>
+                  </pic:spPr>
+                </pic:pic>
+              </a:graphicData>
+            </a:graphic>
+          </wp:inline>
+        </w:drawing>
+      </w:r>
+      <w:hyperlink r:id="rId7" w:history="1">
+        <w:r>
+          <w:rPr>
+            <w:rStyle w:val="Hyperlink"/>
+          </w:rPr>
+          <w:t>https://info.support.huawei.com/info-finder/encyclopedia/en/OSPF.html</w:t>
+        </w:r>
+      </w:hyperlink>
+    </w:p>
+    <w:p>
+      <w:pPr>
+        <w:ind w:right="-1"/>
+        <w:rPr>
+          <w:rStyle w:val="Hyperlink"/>
+        </w:rPr>
+      </w:pPr>
+    </w:p>
+    <w:p>
+      <w:pPr>
+        <w:ind w:right="-1"/>
+      </w:pPr>
+      <w:r>
+        <w:rPr>
+          <w:noProof/>
+        </w:rPr>
+        <w:drawing>
+          <wp:inline distT="0" distB="0" distL="0" distR="0" wp14:anchorId="07944FDA" wp14:editId="52B5579E">
+            <wp:extent cx="6006905" cy="3578695"/>
+            <wp:effectExtent l="0" t="0" r="0" b="3175"/>
+            <wp:docPr id="13" name="Picture 13"/>
+            <wp:cNvGraphicFramePr>
+              <a:graphicFrameLocks xmlns:a="http://schemas.openxmlformats.org/drawingml/2006/main" noChangeAspect="1"/>
+            </wp:cNvGraphicFramePr>
+            <a:graphic xmlns:a="http://schemas.openxmlformats.org/drawingml/2006/main">
+              <a:graphicData uri="http://schemas.openxmlformats.org/drawingml/2006/picture">
+                <pic:pic xmlns:pic="http://schemas.openxmlformats.org/drawingml/2006/picture">
+                  <pic:nvPicPr>
+                    <pic:cNvPr id="0" name="Picture 1"/>
+                    <pic:cNvPicPr>
+                      <a:picLocks noChangeAspect="1" noChangeArrowheads="1"/>
+                    </pic:cNvPicPr>
+                  </pic:nvPicPr>
+                  <pic:blipFill>
+                    <a:blip r:embed="rId8">
+                      <a:extLst>
+                        <a:ext uri="{28A0092B-C50C-407E-A947-70E740481C1C}">
+                          <a14:useLocalDpi xmlns:a14="http://schemas.microsoft.com/office/drawing/2010/main" val="0"/>
+                        </a:ext>
+                      </a:extLst>
+                    </a:blip>
+                    <a:srcRect/>
+                    <a:stretch>
+                      <a:fillRect/>
+                    </a:stretch>
+                  </pic:blipFill>
+                  <pic:spPr bwMode="auto">
+                    <a:xfrm>
+                      <a:off x="0" y="0"/>
+                      <a:ext cx="6013551" cy="3582655"/>
+                    </a:xfrm>
+                    <a:prstGeom prst="rect">
+                      <a:avLst/>
+                    </a:prstGeom>
+                    <a:noFill/>
+                    <a:ln>
+                      <a:noFill/>
+                    </a:ln>
+                  </pic:spPr>
+                </pic:pic>
+              </a:graphicData>
+            </a:graphic>
+          </wp:inline>
+        </w:drawing>
+      </w:r>
+    </w:p>
+    <w:p>
+      <w:pPr>
+        <w:ind w:right="-1"/>
+      </w:pPr>
+      <w:r>
+        <w:rPr>
+          <w:noProof/>
+        </w:rPr>
+        <w:lastRenderedPageBreak/>
         <mc:AlternateContent>
           <mc:Choice Requires="wps">
             <w:drawing>
@@ -112,7 +238,7 @@
                     </pic:cNvPicPr>
                   </pic:nvPicPr>
                   <pic:blipFill>
-                    <a:blip r:embed="rId6">
+                    <a:blip r:embed="rId9">
                       <a:extLst>
                         <a:ext uri="{28A0092B-C50C-407E-A947-70E740481C1C}">
                           <a14:useLocalDpi xmlns:a14="http://schemas.microsoft.com/office/drawing/2010/main" val="0"/>
@@ -247,7 +373,7 @@
                     </pic:cNvPicPr>
                   </pic:nvPicPr>
                   <pic:blipFill>
-                    <a:blip r:embed="rId7">
+                    <a:blip r:embed="rId10">
                       <a:extLst>
                         <a:ext uri="{28A0092B-C50C-407E-A947-70E740481C1C}">
                           <a14:useLocalDpi xmlns:a14="http://schemas.microsoft.com/office/drawing/2010/main" val="0"/>
@@ -388,7 +514,7 @@
                     </pic:cNvPicPr>
                   </pic:nvPicPr>
                   <pic:blipFill>
-                    <a:blip r:embed="rId8">
+                    <a:blip r:embed="rId11">
                       <a:extLst>
                         <a:ext uri="{28A0092B-C50C-407E-A947-70E740481C1C}">
                           <a14:useLocalDpi xmlns:a14="http://schemas.microsoft.com/office/drawing/2010/main" val="0"/>
@@ -446,7 +572,7 @@
                     </pic:cNvPicPr>
                   </pic:nvPicPr>
                   <pic:blipFill>
-                    <a:blip r:embed="rId9">
+                    <a:blip r:embed="rId12">
                       <a:extLst>
                         <a:ext uri="{28A0092B-C50C-407E-A947-70E740481C1C}">
                           <a14:useLocalDpi xmlns:a14="http://schemas.microsoft.com/office/drawing/2010/main" val="0"/>
@@ -504,7 +630,7 @@
                     </pic:cNvPicPr>
                   </pic:nvPicPr>
                   <pic:blipFill>
-                    <a:blip r:embed="rId10">
+                    <a:blip r:embed="rId13">
                       <a:extLst>
                         <a:ext uri="{28A0092B-C50C-407E-A947-70E740481C1C}">
                           <a14:useLocalDpi xmlns:a14="http://schemas.microsoft.com/office/drawing/2010/main" val="0"/>
@@ -562,7 +688,7 @@
                     </pic:cNvPicPr>
                   </pic:nvPicPr>
                   <pic:blipFill>
-                    <a:blip r:embed="rId11">
+                    <a:blip r:embed="rId14">
                       <a:extLst>
                         <a:ext uri="{28A0092B-C50C-407E-A947-70E740481C1C}">
                           <a14:useLocalDpi xmlns:a14="http://schemas.microsoft.com/office/drawing/2010/main" val="0"/>
@@ -598,7 +724,7 @@
       <w:pPr>
         <w:ind w:right="-1"/>
       </w:pPr>
-      <w:hyperlink r:id="rId12" w:history="1">
+      <w:hyperlink r:id="rId15" w:history="1">
         <w:r>
           <w:rPr>
             <w:rStyle w:val="Hyperlink"/>
@@ -606,11 +732,6 @@
           <w:t>https://support.huawei.com/enterprise/en/doc/EDOC1000178171/32a400ec/fundamentals-of-ospf</w:t>
         </w:r>
       </w:hyperlink>
-    </w:p>
-    <w:p>
-      <w:pPr>
-        <w:ind w:right="-1"/>
-      </w:pPr>
     </w:p>
     <w:p>
       <w:pPr>
@@ -642,7 +763,7 @@
                     </pic:cNvPicPr>
                   </pic:nvPicPr>
                   <pic:blipFill>
-                    <a:blip r:embed="rId13">
+                    <a:blip r:embed="rId16">
                       <a:extLst>
                         <a:ext uri="{28A0092B-C50C-407E-A947-70E740481C1C}">
                           <a14:useLocalDpi xmlns:a14="http://schemas.microsoft.com/office/drawing/2010/main" val="0"/>
@@ -673,7 +794,7 @@
           </wp:inline>
         </w:drawing>
       </w:r>
-      <w:hyperlink r:id="rId14" w:history="1">
+      <w:hyperlink r:id="rId17" w:history="1">
         <w:r>
           <w:rPr>
             <w:rStyle w:val="Hyperlink"/>
@@ -708,7 +829,7 @@
                     </pic:cNvPicPr>
                   </pic:nvPicPr>
                   <pic:blipFill>
-                    <a:blip r:embed="rId15">
+                    <a:blip r:embed="rId18">
                       <a:extLst>
                         <a:ext uri="{28A0092B-C50C-407E-A947-70E740481C1C}">
                           <a14:useLocalDpi xmlns:a14="http://schemas.microsoft.com/office/drawing/2010/main" val="0"/>
@@ -745,13 +866,8 @@
         <w:ind w:right="-1"/>
       </w:pPr>
     </w:p>
-    <w:p>
-      <w:pPr>
-        <w:ind w:right="-1"/>
-      </w:pPr>
-    </w:p>
     <w:sectPr>
-      <w:headerReference w:type="default" r:id="rId16"/>
+      <w:headerReference w:type="default" r:id="rId19"/>
       <w:pgSz w:w="11906" w:h="16838"/>
       <w:pgMar w:top="1440" w:right="566" w:bottom="1440" w:left="709" w:header="708" w:footer="708" w:gutter="0"/>
       <w:cols w:space="708"/>

--- a/Chapter_6_OSPF/Chapter_6_OSPF.docx
+++ b/Chapter_6_OSPF/Chapter_6_OSPF.docx
@@ -14,9 +14,9 @@
           <w:noProof/>
         </w:rPr>
         <w:drawing>
-          <wp:inline distT="0" distB="0" distL="0" distR="0" wp14:anchorId="6717CE8D" wp14:editId="7BA0B847">
-            <wp:extent cx="5655212" cy="3226837"/>
-            <wp:effectExtent l="0" t="0" r="3175" b="0"/>
+          <wp:inline distT="0" distB="0" distL="0" distR="0" wp14:anchorId="6717CE8D" wp14:editId="33A0949C">
+            <wp:extent cx="4980709" cy="2841969"/>
+            <wp:effectExtent l="0" t="0" r="0" b="0"/>
             <wp:docPr id="11" name="Picture 11"/>
             <wp:cNvGraphicFramePr>
               <a:graphicFrameLocks xmlns:a="http://schemas.openxmlformats.org/drawingml/2006/main" noChangeAspect="1"/>
@@ -46,7 +46,7 @@
                   <pic:spPr bwMode="auto">
                     <a:xfrm>
                       <a:off x="0" y="0"/>
-                      <a:ext cx="5663869" cy="3231777"/>
+                      <a:ext cx="4991110" cy="2847904"/>
                     </a:xfrm>
                     <a:prstGeom prst="rect">
                       <a:avLst/>
@@ -78,20 +78,15 @@
           <w:rStyle w:val="Hyperlink"/>
         </w:rPr>
       </w:pPr>
-    </w:p>
-    <w:p>
-      <w:pPr>
-        <w:ind w:right="-1"/>
-      </w:pPr>
       <w:r>
         <w:rPr>
           <w:noProof/>
         </w:rPr>
         <w:drawing>
-          <wp:inline distT="0" distB="0" distL="0" distR="0" wp14:anchorId="07944FDA" wp14:editId="52B5579E">
-            <wp:extent cx="6006905" cy="3578695"/>
-            <wp:effectExtent l="0" t="0" r="0" b="3175"/>
-            <wp:docPr id="13" name="Picture 13"/>
+          <wp:inline distT="0" distB="0" distL="0" distR="0" wp14:anchorId="4A3B65F6" wp14:editId="3FB5E9E7">
+            <wp:extent cx="4842163" cy="2678745"/>
+            <wp:effectExtent l="0" t="0" r="0" b="7620"/>
+            <wp:docPr id="15" name="Picture 15"/>
             <wp:cNvGraphicFramePr>
               <a:graphicFrameLocks xmlns:a="http://schemas.openxmlformats.org/drawingml/2006/main" noChangeAspect="1"/>
             </wp:cNvGraphicFramePr>
@@ -120,7 +115,65 @@
                   <pic:spPr bwMode="auto">
                     <a:xfrm>
                       <a:off x="0" y="0"/>
-                      <a:ext cx="6013551" cy="3582655"/>
+                      <a:ext cx="4853321" cy="2684918"/>
+                    </a:xfrm>
+                    <a:prstGeom prst="rect">
+                      <a:avLst/>
+                    </a:prstGeom>
+                    <a:noFill/>
+                    <a:ln>
+                      <a:noFill/>
+                    </a:ln>
+                  </pic:spPr>
+                </pic:pic>
+              </a:graphicData>
+            </a:graphic>
+          </wp:inline>
+        </w:drawing>
+      </w:r>
+    </w:p>
+    <w:p>
+      <w:pPr>
+        <w:ind w:right="-1"/>
+      </w:pPr>
+      <w:r>
+        <w:rPr>
+          <w:noProof/>
+        </w:rPr>
+        <w:drawing>
+          <wp:inline distT="0" distB="0" distL="0" distR="0" wp14:anchorId="07944FDA" wp14:editId="1262330F">
+            <wp:extent cx="4793672" cy="2855895"/>
+            <wp:effectExtent l="0" t="0" r="6985" b="1905"/>
+            <wp:docPr id="13" name="Picture 13"/>
+            <wp:cNvGraphicFramePr>
+              <a:graphicFrameLocks xmlns:a="http://schemas.openxmlformats.org/drawingml/2006/main" noChangeAspect="1"/>
+            </wp:cNvGraphicFramePr>
+            <a:graphic xmlns:a="http://schemas.openxmlformats.org/drawingml/2006/main">
+              <a:graphicData uri="http://schemas.openxmlformats.org/drawingml/2006/picture">
+                <pic:pic xmlns:pic="http://schemas.openxmlformats.org/drawingml/2006/picture">
+                  <pic:nvPicPr>
+                    <pic:cNvPr id="0" name="Picture 1"/>
+                    <pic:cNvPicPr>
+                      <a:picLocks noChangeAspect="1" noChangeArrowheads="1"/>
+                    </pic:cNvPicPr>
+                  </pic:nvPicPr>
+                  <pic:blipFill>
+                    <a:blip r:embed="rId9">
+                      <a:extLst>
+                        <a:ext uri="{28A0092B-C50C-407E-A947-70E740481C1C}">
+                          <a14:useLocalDpi xmlns:a14="http://schemas.microsoft.com/office/drawing/2010/main" val="0"/>
+                        </a:ext>
+                      </a:extLst>
+                    </a:blip>
+                    <a:srcRect/>
+                    <a:stretch>
+                      <a:fillRect/>
+                    </a:stretch>
+                  </pic:blipFill>
+                  <pic:spPr bwMode="auto">
+                    <a:xfrm>
+                      <a:off x="0" y="0"/>
+                      <a:ext cx="4804445" cy="2862313"/>
                     </a:xfrm>
                     <a:prstGeom prst="rect">
                       <a:avLst/>
@@ -238,7 +291,7 @@
                     </pic:cNvPicPr>
                   </pic:nvPicPr>
                   <pic:blipFill>
-                    <a:blip r:embed="rId9">
+                    <a:blip r:embed="rId10">
                       <a:extLst>
                         <a:ext uri="{28A0092B-C50C-407E-A947-70E740481C1C}">
                           <a14:useLocalDpi xmlns:a14="http://schemas.microsoft.com/office/drawing/2010/main" val="0"/>
@@ -373,7 +426,7 @@
                     </pic:cNvPicPr>
                   </pic:nvPicPr>
                   <pic:blipFill>
-                    <a:blip r:embed="rId10">
+                    <a:blip r:embed="rId11">
                       <a:extLst>
                         <a:ext uri="{28A0092B-C50C-407E-A947-70E740481C1C}">
                           <a14:useLocalDpi xmlns:a14="http://schemas.microsoft.com/office/drawing/2010/main" val="0"/>
@@ -514,7 +567,7 @@
                     </pic:cNvPicPr>
                   </pic:nvPicPr>
                   <pic:blipFill>
-                    <a:blip r:embed="rId11">
+                    <a:blip r:embed="rId12">
                       <a:extLst>
                         <a:ext uri="{28A0092B-C50C-407E-A947-70E740481C1C}">
                           <a14:useLocalDpi xmlns:a14="http://schemas.microsoft.com/office/drawing/2010/main" val="0"/>
@@ -572,7 +625,7 @@
                     </pic:cNvPicPr>
                   </pic:nvPicPr>
                   <pic:blipFill>
-                    <a:blip r:embed="rId12">
+                    <a:blip r:embed="rId13">
                       <a:extLst>
                         <a:ext uri="{28A0092B-C50C-407E-A947-70E740481C1C}">
                           <a14:useLocalDpi xmlns:a14="http://schemas.microsoft.com/office/drawing/2010/main" val="0"/>
@@ -630,7 +683,7 @@
                     </pic:cNvPicPr>
                   </pic:nvPicPr>
                   <pic:blipFill>
-                    <a:blip r:embed="rId13">
+                    <a:blip r:embed="rId14">
                       <a:extLst>
                         <a:ext uri="{28A0092B-C50C-407E-A947-70E740481C1C}">
                           <a14:useLocalDpi xmlns:a14="http://schemas.microsoft.com/office/drawing/2010/main" val="0"/>
@@ -688,7 +741,7 @@
                     </pic:cNvPicPr>
                   </pic:nvPicPr>
                   <pic:blipFill>
-                    <a:blip r:embed="rId14">
+                    <a:blip r:embed="rId15">
                       <a:extLst>
                         <a:ext uri="{28A0092B-C50C-407E-A947-70E740481C1C}">
                           <a14:useLocalDpi xmlns:a14="http://schemas.microsoft.com/office/drawing/2010/main" val="0"/>
@@ -724,7 +777,7 @@
       <w:pPr>
         <w:ind w:right="-1"/>
       </w:pPr>
-      <w:hyperlink r:id="rId15" w:history="1">
+      <w:hyperlink r:id="rId16" w:history="1">
         <w:r>
           <w:rPr>
             <w:rStyle w:val="Hyperlink"/>
@@ -763,7 +816,7 @@
                     </pic:cNvPicPr>
                   </pic:nvPicPr>
                   <pic:blipFill>
-                    <a:blip r:embed="rId16">
+                    <a:blip r:embed="rId17">
                       <a:extLst>
                         <a:ext uri="{28A0092B-C50C-407E-A947-70E740481C1C}">
                           <a14:useLocalDpi xmlns:a14="http://schemas.microsoft.com/office/drawing/2010/main" val="0"/>
@@ -794,7 +847,7 @@
           </wp:inline>
         </w:drawing>
       </w:r>
-      <w:hyperlink r:id="rId17" w:history="1">
+      <w:hyperlink r:id="rId18" w:history="1">
         <w:r>
           <w:rPr>
             <w:rStyle w:val="Hyperlink"/>
@@ -829,7 +882,7 @@
                     </pic:cNvPicPr>
                   </pic:nvPicPr>
                   <pic:blipFill>
-                    <a:blip r:embed="rId18">
+                    <a:blip r:embed="rId19">
                       <a:extLst>
                         <a:ext uri="{28A0092B-C50C-407E-A947-70E740481C1C}">
                           <a14:useLocalDpi xmlns:a14="http://schemas.microsoft.com/office/drawing/2010/main" val="0"/>
@@ -865,9 +918,68 @@
       <w:pPr>
         <w:ind w:right="-1"/>
       </w:pPr>
+      <w:r>
+        <w:rPr>
+          <w:noProof/>
+        </w:rPr>
+        <w:lastRenderedPageBreak/>
+        <w:drawing>
+          <wp:inline distT="0" distB="0" distL="0" distR="0" wp14:anchorId="0208899C" wp14:editId="5E6B385F">
+            <wp:extent cx="5112327" cy="2273658"/>
+            <wp:effectExtent l="0" t="0" r="0" b="0"/>
+            <wp:docPr id="14" name="Picture 14"/>
+            <wp:cNvGraphicFramePr>
+              <a:graphicFrameLocks xmlns:a="http://schemas.openxmlformats.org/drawingml/2006/main" noChangeAspect="1"/>
+            </wp:cNvGraphicFramePr>
+            <a:graphic xmlns:a="http://schemas.openxmlformats.org/drawingml/2006/main">
+              <a:graphicData uri="http://schemas.openxmlformats.org/drawingml/2006/picture">
+                <pic:pic xmlns:pic="http://schemas.openxmlformats.org/drawingml/2006/picture">
+                  <pic:nvPicPr>
+                    <pic:cNvPr id="0" name="Picture 1"/>
+                    <pic:cNvPicPr>
+                      <a:picLocks noChangeAspect="1" noChangeArrowheads="1"/>
+                    </pic:cNvPicPr>
+                  </pic:nvPicPr>
+                  <pic:blipFill>
+                    <a:blip r:embed="rId20">
+                      <a:extLst>
+                        <a:ext uri="{28A0092B-C50C-407E-A947-70E740481C1C}">
+                          <a14:useLocalDpi xmlns:a14="http://schemas.microsoft.com/office/drawing/2010/main" val="0"/>
+                        </a:ext>
+                      </a:extLst>
+                    </a:blip>
+                    <a:srcRect/>
+                    <a:stretch>
+                      <a:fillRect/>
+                    </a:stretch>
+                  </pic:blipFill>
+                  <pic:spPr bwMode="auto">
+                    <a:xfrm>
+                      <a:off x="0" y="0"/>
+                      <a:ext cx="5126630" cy="2280019"/>
+                    </a:xfrm>
+                    <a:prstGeom prst="rect">
+                      <a:avLst/>
+                    </a:prstGeom>
+                    <a:noFill/>
+                    <a:ln>
+                      <a:noFill/>
+                    </a:ln>
+                  </pic:spPr>
+                </pic:pic>
+              </a:graphicData>
+            </a:graphic>
+          </wp:inline>
+        </w:drawing>
+      </w:r>
+    </w:p>
+    <w:p>
+      <w:pPr>
+        <w:ind w:right="-1"/>
+      </w:pPr>
     </w:p>
     <w:sectPr>
-      <w:headerReference w:type="default" r:id="rId19"/>
+      <w:headerReference w:type="default" r:id="rId21"/>
       <w:pgSz w:w="11906" w:h="16838"/>
       <w:pgMar w:top="1440" w:right="566" w:bottom="1440" w:left="709" w:header="708" w:footer="708" w:gutter="0"/>
       <w:cols w:space="708"/>

--- a/Chapter_6_OSPF/Chapter_6_OSPF.docx
+++ b/Chapter_6_OSPF/Chapter_6_OSPF.docx
@@ -978,8 +978,91 @@
         <w:ind w:right="-1"/>
       </w:pPr>
     </w:p>
+    <w:p>
+      <w:pPr>
+        <w:ind w:right="-1"/>
+        <w:rPr>
+          <w:b/>
+          <w:bCs/>
+          <w:sz w:val="28"/>
+          <w:szCs w:val="28"/>
+        </w:rPr>
+      </w:pPr>
+      <w:r>
+        <w:rPr>
+          <w:b/>
+          <w:bCs/>
+          <w:sz w:val="28"/>
+          <w:szCs w:val="28"/>
+        </w:rPr>
+        <w:t>OSPF multicast addresses</w:t>
+      </w:r>
+    </w:p>
+    <w:p>
+      <w:pPr>
+        <w:ind w:right="-1"/>
+      </w:pPr>
+      <w:r>
+        <w:rPr>
+          <w:noProof/>
+        </w:rPr>
+        <w:drawing>
+          <wp:inline distT="0" distB="0" distL="0" distR="0" wp14:anchorId="0D090B0D" wp14:editId="02942A44">
+            <wp:extent cx="6469039" cy="2809567"/>
+            <wp:effectExtent l="0" t="0" r="8255" b="0"/>
+            <wp:docPr id="16" name="Picture 16"/>
+            <wp:cNvGraphicFramePr>
+              <a:graphicFrameLocks xmlns:a="http://schemas.openxmlformats.org/drawingml/2006/main" noChangeAspect="1"/>
+            </wp:cNvGraphicFramePr>
+            <a:graphic xmlns:a="http://schemas.openxmlformats.org/drawingml/2006/main">
+              <a:graphicData uri="http://schemas.openxmlformats.org/drawingml/2006/picture">
+                <pic:pic xmlns:pic="http://schemas.openxmlformats.org/drawingml/2006/picture">
+                  <pic:nvPicPr>
+                    <pic:cNvPr id="0" name="Picture 1"/>
+                    <pic:cNvPicPr>
+                      <a:picLocks noChangeAspect="1" noChangeArrowheads="1"/>
+                    </pic:cNvPicPr>
+                  </pic:nvPicPr>
+                  <pic:blipFill>
+                    <a:blip r:embed="rId21">
+                      <a:extLst>
+                        <a:ext uri="{28A0092B-C50C-407E-A947-70E740481C1C}">
+                          <a14:useLocalDpi xmlns:a14="http://schemas.microsoft.com/office/drawing/2010/main" val="0"/>
+                        </a:ext>
+                      </a:extLst>
+                    </a:blip>
+                    <a:srcRect/>
+                    <a:stretch>
+                      <a:fillRect/>
+                    </a:stretch>
+                  </pic:blipFill>
+                  <pic:spPr bwMode="auto">
+                    <a:xfrm>
+                      <a:off x="0" y="0"/>
+                      <a:ext cx="6480355" cy="2814482"/>
+                    </a:xfrm>
+                    <a:prstGeom prst="rect">
+                      <a:avLst/>
+                    </a:prstGeom>
+                    <a:noFill/>
+                    <a:ln>
+                      <a:noFill/>
+                    </a:ln>
+                  </pic:spPr>
+                </pic:pic>
+              </a:graphicData>
+            </a:graphic>
+          </wp:inline>
+        </w:drawing>
+      </w:r>
+    </w:p>
+    <w:p>
+      <w:pPr>
+        <w:ind w:right="-1"/>
+      </w:pPr>
+    </w:p>
     <w:sectPr>
-      <w:headerReference w:type="default" r:id="rId21"/>
+      <w:headerReference w:type="default" r:id="rId22"/>
       <w:pgSz w:w="11906" w:h="16838"/>
       <w:pgMar w:top="1440" w:right="566" w:bottom="1440" w:left="709" w:header="708" w:footer="708" w:gutter="0"/>
       <w:cols w:space="708"/>

--- a/Chapter_6_OSPF/Chapter_6_OSPF.docx
+++ b/Chapter_6_OSPF/Chapter_6_OSPF.docx
@@ -1061,8 +1061,254 @@
         <w:ind w:right="-1"/>
       </w:pPr>
     </w:p>
+    <w:p>
+      <w:pPr>
+        <w:ind w:right="-1"/>
+      </w:pPr>
+    </w:p>
+    <w:p>
+      <w:pPr>
+        <w:ind w:right="-1"/>
+      </w:pPr>
+    </w:p>
+    <w:p>
+      <w:pPr>
+        <w:ind w:right="-1"/>
+      </w:pPr>
+    </w:p>
+    <w:p>
+      <w:pPr>
+        <w:ind w:right="-1"/>
+      </w:pPr>
+    </w:p>
+    <w:p>
+      <w:pPr>
+        <w:ind w:right="-1"/>
+      </w:pPr>
+    </w:p>
+    <w:p>
+      <w:pPr>
+        <w:ind w:right="-1"/>
+      </w:pPr>
+    </w:p>
+    <w:p>
+      <w:pPr>
+        <w:ind w:right="-1"/>
+      </w:pPr>
+    </w:p>
+    <w:p>
+      <w:pPr>
+        <w:ind w:right="-1"/>
+      </w:pPr>
+    </w:p>
+    <w:p>
+      <w:pPr>
+        <w:ind w:right="-1"/>
+      </w:pPr>
+    </w:p>
+    <w:p>
+      <w:pPr>
+        <w:ind w:right="-1"/>
+        <w:rPr>
+          <w:b/>
+          <w:bCs/>
+          <w:sz w:val="28"/>
+          <w:szCs w:val="28"/>
+        </w:rPr>
+      </w:pPr>
+      <w:r>
+        <w:rPr>
+          <w:b/>
+          <w:bCs/>
+          <w:sz w:val="28"/>
+          <w:szCs w:val="28"/>
+        </w:rPr>
+        <w:lastRenderedPageBreak/>
+        <w:t>Different states of OSPF</w:t>
+      </w:r>
+    </w:p>
+    <w:p>
+      <w:pPr>
+        <w:ind w:right="-1"/>
+      </w:pPr>
+      <w:r>
+        <w:rPr>
+          <w:noProof/>
+        </w:rPr>
+        <w:drawing>
+          <wp:inline distT="0" distB="0" distL="0" distR="0" wp14:anchorId="37371CF6" wp14:editId="75A073E8">
+            <wp:extent cx="6743700" cy="3257550"/>
+            <wp:effectExtent l="0" t="0" r="0" b="0"/>
+            <wp:docPr id="17" name="Picture 17"/>
+            <wp:cNvGraphicFramePr>
+              <a:graphicFrameLocks xmlns:a="http://schemas.openxmlformats.org/drawingml/2006/main" noChangeAspect="1"/>
+            </wp:cNvGraphicFramePr>
+            <a:graphic xmlns:a="http://schemas.openxmlformats.org/drawingml/2006/main">
+              <a:graphicData uri="http://schemas.openxmlformats.org/drawingml/2006/picture">
+                <pic:pic xmlns:pic="http://schemas.openxmlformats.org/drawingml/2006/picture">
+                  <pic:nvPicPr>
+                    <pic:cNvPr id="0" name="Picture 1"/>
+                    <pic:cNvPicPr>
+                      <a:picLocks noChangeAspect="1" noChangeArrowheads="1"/>
+                    </pic:cNvPicPr>
+                  </pic:nvPicPr>
+                  <pic:blipFill>
+                    <a:blip r:embed="rId22">
+                      <a:extLst>
+                        <a:ext uri="{28A0092B-C50C-407E-A947-70E740481C1C}">
+                          <a14:useLocalDpi xmlns:a14="http://schemas.microsoft.com/office/drawing/2010/main" val="0"/>
+                        </a:ext>
+                      </a:extLst>
+                    </a:blip>
+                    <a:srcRect/>
+                    <a:stretch>
+                      <a:fillRect/>
+                    </a:stretch>
+                  </pic:blipFill>
+                  <pic:spPr bwMode="auto">
+                    <a:xfrm>
+                      <a:off x="0" y="0"/>
+                      <a:ext cx="6743700" cy="3257550"/>
+                    </a:xfrm>
+                    <a:prstGeom prst="rect">
+                      <a:avLst/>
+                    </a:prstGeom>
+                    <a:noFill/>
+                    <a:ln>
+                      <a:noFill/>
+                    </a:ln>
+                  </pic:spPr>
+                </pic:pic>
+              </a:graphicData>
+            </a:graphic>
+          </wp:inline>
+        </w:drawing>
+      </w:r>
+    </w:p>
+    <w:p>
+      <w:pPr>
+        <w:ind w:right="-1"/>
+      </w:pPr>
+      <w:r>
+        <w:rPr>
+          <w:noProof/>
+        </w:rPr>
+        <w:drawing>
+          <wp:inline distT="0" distB="0" distL="0" distR="0" wp14:anchorId="76C36D19" wp14:editId="54CE9044">
+            <wp:extent cx="6743700" cy="3441700"/>
+            <wp:effectExtent l="0" t="0" r="0" b="6350"/>
+            <wp:docPr id="18" name="Picture 18"/>
+            <wp:cNvGraphicFramePr>
+              <a:graphicFrameLocks xmlns:a="http://schemas.openxmlformats.org/drawingml/2006/main" noChangeAspect="1"/>
+            </wp:cNvGraphicFramePr>
+            <a:graphic xmlns:a="http://schemas.openxmlformats.org/drawingml/2006/main">
+              <a:graphicData uri="http://schemas.openxmlformats.org/drawingml/2006/picture">
+                <pic:pic xmlns:pic="http://schemas.openxmlformats.org/drawingml/2006/picture">
+                  <pic:nvPicPr>
+                    <pic:cNvPr id="0" name="Picture 2"/>
+                    <pic:cNvPicPr>
+                      <a:picLocks noChangeAspect="1" noChangeArrowheads="1"/>
+                    </pic:cNvPicPr>
+                  </pic:nvPicPr>
+                  <pic:blipFill>
+                    <a:blip r:embed="rId23">
+                      <a:extLst>
+                        <a:ext uri="{28A0092B-C50C-407E-A947-70E740481C1C}">
+                          <a14:useLocalDpi xmlns:a14="http://schemas.microsoft.com/office/drawing/2010/main" val="0"/>
+                        </a:ext>
+                      </a:extLst>
+                    </a:blip>
+                    <a:srcRect/>
+                    <a:stretch>
+                      <a:fillRect/>
+                    </a:stretch>
+                  </pic:blipFill>
+                  <pic:spPr bwMode="auto">
+                    <a:xfrm>
+                      <a:off x="0" y="0"/>
+                      <a:ext cx="6743700" cy="3441700"/>
+                    </a:xfrm>
+                    <a:prstGeom prst="rect">
+                      <a:avLst/>
+                    </a:prstGeom>
+                    <a:noFill/>
+                    <a:ln>
+                      <a:noFill/>
+                    </a:ln>
+                  </pic:spPr>
+                </pic:pic>
+              </a:graphicData>
+            </a:graphic>
+          </wp:inline>
+        </w:drawing>
+      </w:r>
+    </w:p>
+    <w:p>
+      <w:pPr>
+        <w:ind w:right="-1"/>
+      </w:pPr>
+      <w:r>
+        <w:rPr>
+          <w:noProof/>
+        </w:rPr>
+        <w:lastRenderedPageBreak/>
+        <w:drawing>
+          <wp:inline distT="0" distB="0" distL="0" distR="0" wp14:anchorId="091A14EA" wp14:editId="6D627452">
+            <wp:extent cx="6743700" cy="4241800"/>
+            <wp:effectExtent l="0" t="0" r="0" b="6350"/>
+            <wp:docPr id="19" name="Picture 19"/>
+            <wp:cNvGraphicFramePr>
+              <a:graphicFrameLocks xmlns:a="http://schemas.openxmlformats.org/drawingml/2006/main" noChangeAspect="1"/>
+            </wp:cNvGraphicFramePr>
+            <a:graphic xmlns:a="http://schemas.openxmlformats.org/drawingml/2006/main">
+              <a:graphicData uri="http://schemas.openxmlformats.org/drawingml/2006/picture">
+                <pic:pic xmlns:pic="http://schemas.openxmlformats.org/drawingml/2006/picture">
+                  <pic:nvPicPr>
+                    <pic:cNvPr id="0" name="Picture 3"/>
+                    <pic:cNvPicPr>
+                      <a:picLocks noChangeAspect="1" noChangeArrowheads="1"/>
+                    </pic:cNvPicPr>
+                  </pic:nvPicPr>
+                  <pic:blipFill>
+                    <a:blip r:embed="rId24">
+                      <a:extLst>
+                        <a:ext uri="{28A0092B-C50C-407E-A947-70E740481C1C}">
+                          <a14:useLocalDpi xmlns:a14="http://schemas.microsoft.com/office/drawing/2010/main" val="0"/>
+                        </a:ext>
+                      </a:extLst>
+                    </a:blip>
+                    <a:srcRect/>
+                    <a:stretch>
+                      <a:fillRect/>
+                    </a:stretch>
+                  </pic:blipFill>
+                  <pic:spPr bwMode="auto">
+                    <a:xfrm>
+                      <a:off x="0" y="0"/>
+                      <a:ext cx="6743700" cy="4241800"/>
+                    </a:xfrm>
+                    <a:prstGeom prst="rect">
+                      <a:avLst/>
+                    </a:prstGeom>
+                    <a:noFill/>
+                    <a:ln>
+                      <a:noFill/>
+                    </a:ln>
+                  </pic:spPr>
+                </pic:pic>
+              </a:graphicData>
+            </a:graphic>
+          </wp:inline>
+        </w:drawing>
+      </w:r>
+    </w:p>
+    <w:p>
+      <w:pPr>
+        <w:ind w:right="-1"/>
+      </w:pPr>
+    </w:p>
     <w:sectPr>
-      <w:headerReference w:type="default" r:id="rId22"/>
+      <w:headerReference w:type="default" r:id="rId25"/>
       <w:pgSz w:w="11906" w:h="16838"/>
       <w:pgMar w:top="1440" w:right="566" w:bottom="1440" w:left="709" w:header="708" w:footer="708" w:gutter="0"/>
       <w:cols w:space="708"/>
